--- a/paper/docx_build/two_saturating_operators.docx
+++ b/paper/docx_build/two_saturating_operators.docx
@@ -43,6 +43,36 @@
           <w:sz w:val="22"/>
         </w:rPr>
         <w:t xml:space="preserve">Independent Researcher</w:t>
+      </w:r>
+    </w:p>
+    <w:p>
+      <w:pPr>
+        <w:spacing w:before="0" w:after="60" w:line="240" w:lineRule="auto"/>
+        <w:ind w:firstLine="0"/>
+        <w:jc w:val="center"/>
+      </w:pPr>
+      <w:r>
+        <w:rPr>
+          <w:rFonts w:ascii="Times New Roman" w:hAnsi="Times New Roman"/>
+          <w:sz w:val="18"/>
+          <w:color w:val="595959"/>
+        </w:rPr>
+        <w:t xml:space="preserve">ORCID 0009-0004-2695-6825</w:t>
+      </w:r>
+    </w:p>
+    <w:p>
+      <w:pPr>
+        <w:spacing w:before="0" w:after="60" w:line="240" w:lineRule="auto"/>
+        <w:ind w:firstLine="0"/>
+        <w:jc w:val="center"/>
+      </w:pPr>
+      <w:r>
+        <w:rPr>
+          <w:rFonts w:ascii="Times New Roman" w:hAnsi="Times New Roman"/>
+          <w:sz w:val="18"/>
+          <w:color w:val="595959"/>
+        </w:rPr>
+        <w:t xml:space="preserve">doi:10.5281/zenodo.23276356</w:t>
       </w:r>
     </w:p>
     <w:p>
@@ -265,7 +295,7 @@
                     <pic:cNvPicPr/>
                   </pic:nvPicPr>
                   <pic:blipFill>
-                    <a:blip xmlns:r="http://schemas.openxmlformats.org/officeDocument/2006/relationships" r:embed="R4865d14149ba4899" cstate="print"/>
+                    <a:blip xmlns:r="http://schemas.openxmlformats.org/officeDocument/2006/relationships" r:embed="R9816d931709f41fe" cstate="print"/>
                     <a:stretch>
                       <a:fillRect/>
                     </a:stretch>
@@ -349,7 +379,7 @@
                     <pic:cNvPicPr/>
                   </pic:nvPicPr>
                   <pic:blipFill>
-                    <a:blip xmlns:r="http://schemas.openxmlformats.org/officeDocument/2006/relationships" r:embed="Rff185e308bed42d4" cstate="print"/>
+                    <a:blip xmlns:r="http://schemas.openxmlformats.org/officeDocument/2006/relationships" r:embed="R013f06b5567a4a1d" cstate="print"/>
                     <a:stretch>
                       <a:fillRect/>
                     </a:stretch>
@@ -420,7 +450,7 @@
                     <pic:cNvPicPr/>
                   </pic:nvPicPr>
                   <pic:blipFill>
-                    <a:blip xmlns:r="http://schemas.openxmlformats.org/officeDocument/2006/relationships" r:embed="R50d8fa6f36cb4912" cstate="print"/>
+                    <a:blip xmlns:r="http://schemas.openxmlformats.org/officeDocument/2006/relationships" r:embed="R60503277c5584f72" cstate="print"/>
                     <a:stretch>
                       <a:fillRect/>
                     </a:stretch>
@@ -486,7 +516,7 @@
                     <pic:cNvPicPr/>
                   </pic:nvPicPr>
                   <pic:blipFill>
-                    <a:blip xmlns:r="http://schemas.openxmlformats.org/officeDocument/2006/relationships" r:embed="R042b77a49bc84720" cstate="print"/>
+                    <a:blip xmlns:r="http://schemas.openxmlformats.org/officeDocument/2006/relationships" r:embed="R2191ec0e6f094aea" cstate="print"/>
                     <a:stretch>
                       <a:fillRect/>
                     </a:stretch>
@@ -579,7 +609,7 @@
                     <pic:cNvPicPr/>
                   </pic:nvPicPr>
                   <pic:blipFill>
-                    <a:blip xmlns:r="http://schemas.openxmlformats.org/officeDocument/2006/relationships" r:embed="R196bbcc1e9474a5c" cstate="print"/>
+                    <a:blip xmlns:r="http://schemas.openxmlformats.org/officeDocument/2006/relationships" r:embed="Rf15e14041c4143c5" cstate="print"/>
                     <a:stretch>
                       <a:fillRect/>
                     </a:stretch>
@@ -637,7 +667,7 @@
                     <pic:cNvPicPr/>
                   </pic:nvPicPr>
                   <pic:blipFill>
-                    <a:blip xmlns:r="http://schemas.openxmlformats.org/officeDocument/2006/relationships" r:embed="R1802fd0bb3394fc6" cstate="print"/>
+                    <a:blip xmlns:r="http://schemas.openxmlformats.org/officeDocument/2006/relationships" r:embed="R26aa6e4db5424f26" cstate="print"/>
                     <a:stretch>
                       <a:fillRect/>
                     </a:stretch>
@@ -755,7 +785,7 @@
                     <pic:cNvPicPr/>
                   </pic:nvPicPr>
                   <pic:blipFill>
-                    <a:blip xmlns:r="http://schemas.openxmlformats.org/officeDocument/2006/relationships" r:embed="R0abb12ea10c94fda" cstate="print"/>
+                    <a:blip xmlns:r="http://schemas.openxmlformats.org/officeDocument/2006/relationships" r:embed="R1a1dd5fa1717496f" cstate="print"/>
                     <a:stretch>
                       <a:fillRect/>
                     </a:stretch>
@@ -845,7 +875,7 @@
                     <pic:cNvPicPr/>
                   </pic:nvPicPr>
                   <pic:blipFill>
-                    <a:blip xmlns:r="http://schemas.openxmlformats.org/officeDocument/2006/relationships" r:embed="R17907a636c174d03" cstate="print"/>
+                    <a:blip xmlns:r="http://schemas.openxmlformats.org/officeDocument/2006/relationships" r:embed="Rf83250d46211492d" cstate="print"/>
                     <a:stretch>
                       <a:fillRect/>
                     </a:stretch>
@@ -916,7 +946,7 @@
                     <pic:cNvPicPr/>
                   </pic:nvPicPr>
                   <pic:blipFill>
-                    <a:blip xmlns:r="http://schemas.openxmlformats.org/officeDocument/2006/relationships" r:embed="R5463a0b57a634ba1" cstate="print"/>
+                    <a:blip xmlns:r="http://schemas.openxmlformats.org/officeDocument/2006/relationships" r:embed="R4a5d50cbc674459f" cstate="print"/>
                     <a:stretch>
                       <a:fillRect/>
                     </a:stretch>
@@ -995,7 +1025,7 @@
                     <pic:cNvPicPr/>
                   </pic:nvPicPr>
                   <pic:blipFill>
-                    <a:blip xmlns:r="http://schemas.openxmlformats.org/officeDocument/2006/relationships" r:embed="Rfe666e8c575743bf" cstate="print"/>
+                    <a:blip xmlns:r="http://schemas.openxmlformats.org/officeDocument/2006/relationships" r:embed="Rd5cb1810d446439a" cstate="print"/>
                     <a:stretch>
                       <a:fillRect/>
                     </a:stretch>
@@ -1153,7 +1183,7 @@
                     <pic:cNvPicPr/>
                   </pic:nvPicPr>
                   <pic:blipFill>
-                    <a:blip xmlns:r="http://schemas.openxmlformats.org/officeDocument/2006/relationships" r:embed="R1f7d0b947e0a40c6" cstate="print"/>
+                    <a:blip xmlns:r="http://schemas.openxmlformats.org/officeDocument/2006/relationships" r:embed="R714a24416b7c496e" cstate="print"/>
                     <a:stretch>
                       <a:fillRect/>
                     </a:stretch>
@@ -1232,7 +1262,7 @@
                     <pic:cNvPicPr/>
                   </pic:nvPicPr>
                   <pic:blipFill>
-                    <a:blip xmlns:r="http://schemas.openxmlformats.org/officeDocument/2006/relationships" r:embed="R66061276d8f64a5a" cstate="print"/>
+                    <a:blip xmlns:r="http://schemas.openxmlformats.org/officeDocument/2006/relationships" r:embed="R58778af6e4764d56" cstate="print"/>
                     <a:stretch>
                       <a:fillRect/>
                     </a:stretch>
@@ -1309,7 +1339,7 @@
                     <pic:cNvPicPr/>
                   </pic:nvPicPr>
                   <pic:blipFill>
-                    <a:blip xmlns:r="http://schemas.openxmlformats.org/officeDocument/2006/relationships" r:embed="Re820268d77544402" cstate="print"/>
+                    <a:blip xmlns:r="http://schemas.openxmlformats.org/officeDocument/2006/relationships" r:embed="Re8bf6b27cd9c414d" cstate="print"/>
                     <a:stretch>
                       <a:fillRect/>
                     </a:stretch>
@@ -1401,7 +1431,7 @@
                     <pic:cNvPicPr/>
                   </pic:nvPicPr>
                   <pic:blipFill>
-                    <a:blip xmlns:r="http://schemas.openxmlformats.org/officeDocument/2006/relationships" r:embed="R21082674fd8f4576" cstate="print"/>
+                    <a:blip xmlns:r="http://schemas.openxmlformats.org/officeDocument/2006/relationships" r:embed="R5d813e5f1da041da" cstate="print"/>
                     <a:stretch>
                       <a:fillRect/>
                     </a:stretch>
@@ -1507,7 +1537,7 @@
                     <pic:cNvPicPr/>
                   </pic:nvPicPr>
                   <pic:blipFill>
-                    <a:blip xmlns:r="http://schemas.openxmlformats.org/officeDocument/2006/relationships" r:embed="R6d9b846fabbb43dc" cstate="print"/>
+                    <a:blip xmlns:r="http://schemas.openxmlformats.org/officeDocument/2006/relationships" r:embed="Rb07f18b2c5ff4812" cstate="print"/>
                     <a:stretch>
                       <a:fillRect/>
                     </a:stretch>
@@ -1612,7 +1642,7 @@
                     <pic:cNvPicPr/>
                   </pic:nvPicPr>
                   <pic:blipFill>
-                    <a:blip xmlns:r="http://schemas.openxmlformats.org/officeDocument/2006/relationships" r:embed="Rd90ae41f4b404fc4" cstate="print"/>
+                    <a:blip xmlns:r="http://schemas.openxmlformats.org/officeDocument/2006/relationships" r:embed="R7732b90f18af4d67" cstate="print"/>
                     <a:stretch>
                       <a:fillRect/>
                     </a:stretch>
@@ -1718,7 +1748,7 @@
                     <pic:cNvPicPr/>
                   </pic:nvPicPr>
                   <pic:blipFill>
-                    <a:blip xmlns:r="http://schemas.openxmlformats.org/officeDocument/2006/relationships" r:embed="R351d33ace4e34c25" cstate="print"/>
+                    <a:blip xmlns:r="http://schemas.openxmlformats.org/officeDocument/2006/relationships" r:embed="R2d291164ffc04b9e" cstate="print"/>
                     <a:stretch>
                       <a:fillRect/>
                     </a:stretch>
@@ -1802,7 +1832,7 @@
                     <pic:cNvPicPr/>
                   </pic:nvPicPr>
                   <pic:blipFill>
-                    <a:blip xmlns:r="http://schemas.openxmlformats.org/officeDocument/2006/relationships" r:embed="Rffba76cebe1b4f47" cstate="print"/>
+                    <a:blip xmlns:r="http://schemas.openxmlformats.org/officeDocument/2006/relationships" r:embed="R24d064da755b4185" cstate="print"/>
                     <a:stretch>
                       <a:fillRect/>
                     </a:stretch>
@@ -1881,7 +1911,7 @@
                     <pic:cNvPicPr/>
                   </pic:nvPicPr>
                   <pic:blipFill>
-                    <a:blip xmlns:r="http://schemas.openxmlformats.org/officeDocument/2006/relationships" r:embed="R3083e4ca8847477e" cstate="print"/>
+                    <a:blip xmlns:r="http://schemas.openxmlformats.org/officeDocument/2006/relationships" r:embed="R467988f8ee3b450e" cstate="print"/>
                     <a:stretch>
                       <a:fillRect/>
                     </a:stretch>
@@ -2675,7 +2705,7 @@
     <w:sectPr>
       <w:pgSz w:w="11906" w:h="16838"/>
       <w:pgMar w:top="1440" w:right="1440" w:bottom="1440" w:left="1440" w:header="720" w:footer="720" w:gutter="0"/>
-      <w:headerReference xmlns:r="http://schemas.openxmlformats.org/officeDocument/2006/relationships" w:type="default" r:id="Rf581b858cf7947c0"/>
+      <w:headerReference xmlns:r="http://schemas.openxmlformats.org/officeDocument/2006/relationships" w:type="default" r:id="R10826d3969b64dcc"/>
       <w:docGrid w:linePitch="360"/>
     </w:sectPr>
   </w:body>

--- a/paper/docx_build/two_saturating_operators.docx
+++ b/paper/docx_build/two_saturating_operators.docx
@@ -72,7 +72,7 @@
           <w:sz w:val="18"/>
           <w:color w:val="595959"/>
         </w:rPr>
-        <w:t xml:space="preserve">doi:10.5281/zenodo.23276356</w:t>
+        <w:t xml:space="preserve">doi:10.5281/zenodo.23321578</w:t>
       </w:r>
     </w:p>
     <w:p>
@@ -295,7 +295,7 @@
                     <pic:cNvPicPr/>
                   </pic:nvPicPr>
                   <pic:blipFill>
-                    <a:blip xmlns:r="http://schemas.openxmlformats.org/officeDocument/2006/relationships" r:embed="R9816d931709f41fe" cstate="print"/>
+                    <a:blip xmlns:r="http://schemas.openxmlformats.org/officeDocument/2006/relationships" r:embed="R5ecadb3cb20b4998" cstate="print"/>
                     <a:stretch>
                       <a:fillRect/>
                     </a:stretch>
@@ -379,7 +379,7 @@
                     <pic:cNvPicPr/>
                   </pic:nvPicPr>
                   <pic:blipFill>
-                    <a:blip xmlns:r="http://schemas.openxmlformats.org/officeDocument/2006/relationships" r:embed="R013f06b5567a4a1d" cstate="print"/>
+                    <a:blip xmlns:r="http://schemas.openxmlformats.org/officeDocument/2006/relationships" r:embed="Rd45678875eda47df" cstate="print"/>
                     <a:stretch>
                       <a:fillRect/>
                     </a:stretch>
@@ -450,7 +450,7 @@
                     <pic:cNvPicPr/>
                   </pic:nvPicPr>
                   <pic:blipFill>
-                    <a:blip xmlns:r="http://schemas.openxmlformats.org/officeDocument/2006/relationships" r:embed="R60503277c5584f72" cstate="print"/>
+                    <a:blip xmlns:r="http://schemas.openxmlformats.org/officeDocument/2006/relationships" r:embed="Rccacf944f6ab45e1" cstate="print"/>
                     <a:stretch>
                       <a:fillRect/>
                     </a:stretch>
@@ -516,7 +516,7 @@
                     <pic:cNvPicPr/>
                   </pic:nvPicPr>
                   <pic:blipFill>
-                    <a:blip xmlns:r="http://schemas.openxmlformats.org/officeDocument/2006/relationships" r:embed="R2191ec0e6f094aea" cstate="print"/>
+                    <a:blip xmlns:r="http://schemas.openxmlformats.org/officeDocument/2006/relationships" r:embed="R2c0a1e33a5114cca" cstate="print"/>
                     <a:stretch>
                       <a:fillRect/>
                     </a:stretch>
@@ -609,7 +609,7 @@
                     <pic:cNvPicPr/>
                   </pic:nvPicPr>
                   <pic:blipFill>
-                    <a:blip xmlns:r="http://schemas.openxmlformats.org/officeDocument/2006/relationships" r:embed="Rf15e14041c4143c5" cstate="print"/>
+                    <a:blip xmlns:r="http://schemas.openxmlformats.org/officeDocument/2006/relationships" r:embed="Rbb68a14ef1464089" cstate="print"/>
                     <a:stretch>
                       <a:fillRect/>
                     </a:stretch>
@@ -667,7 +667,7 @@
                     <pic:cNvPicPr/>
                   </pic:nvPicPr>
                   <pic:blipFill>
-                    <a:blip xmlns:r="http://schemas.openxmlformats.org/officeDocument/2006/relationships" r:embed="R26aa6e4db5424f26" cstate="print"/>
+                    <a:blip xmlns:r="http://schemas.openxmlformats.org/officeDocument/2006/relationships" r:embed="R8bbf506091814e28" cstate="print"/>
                     <a:stretch>
                       <a:fillRect/>
                     </a:stretch>
@@ -785,7 +785,7 @@
                     <pic:cNvPicPr/>
                   </pic:nvPicPr>
                   <pic:blipFill>
-                    <a:blip xmlns:r="http://schemas.openxmlformats.org/officeDocument/2006/relationships" r:embed="R1a1dd5fa1717496f" cstate="print"/>
+                    <a:blip xmlns:r="http://schemas.openxmlformats.org/officeDocument/2006/relationships" r:embed="Rb7ccb9f4b9494d7b" cstate="print"/>
                     <a:stretch>
                       <a:fillRect/>
                     </a:stretch>
@@ -875,7 +875,7 @@
                     <pic:cNvPicPr/>
                   </pic:nvPicPr>
                   <pic:blipFill>
-                    <a:blip xmlns:r="http://schemas.openxmlformats.org/officeDocument/2006/relationships" r:embed="Rf83250d46211492d" cstate="print"/>
+                    <a:blip xmlns:r="http://schemas.openxmlformats.org/officeDocument/2006/relationships" r:embed="Rf95c7a76c42142f4" cstate="print"/>
                     <a:stretch>
                       <a:fillRect/>
                     </a:stretch>
@@ -946,7 +946,7 @@
                     <pic:cNvPicPr/>
                   </pic:nvPicPr>
                   <pic:blipFill>
-                    <a:blip xmlns:r="http://schemas.openxmlformats.org/officeDocument/2006/relationships" r:embed="R4a5d50cbc674459f" cstate="print"/>
+                    <a:blip xmlns:r="http://schemas.openxmlformats.org/officeDocument/2006/relationships" r:embed="Rc558963fac4a4f57" cstate="print"/>
                     <a:stretch>
                       <a:fillRect/>
                     </a:stretch>
@@ -1025,7 +1025,7 @@
                     <pic:cNvPicPr/>
                   </pic:nvPicPr>
                   <pic:blipFill>
-                    <a:blip xmlns:r="http://schemas.openxmlformats.org/officeDocument/2006/relationships" r:embed="Rd5cb1810d446439a" cstate="print"/>
+                    <a:blip xmlns:r="http://schemas.openxmlformats.org/officeDocument/2006/relationships" r:embed="R029a784bea604293" cstate="print"/>
                     <a:stretch>
                       <a:fillRect/>
                     </a:stretch>
@@ -1183,7 +1183,7 @@
                     <pic:cNvPicPr/>
                   </pic:nvPicPr>
                   <pic:blipFill>
-                    <a:blip xmlns:r="http://schemas.openxmlformats.org/officeDocument/2006/relationships" r:embed="R714a24416b7c496e" cstate="print"/>
+                    <a:blip xmlns:r="http://schemas.openxmlformats.org/officeDocument/2006/relationships" r:embed="Re078b40cddf34539" cstate="print"/>
                     <a:stretch>
                       <a:fillRect/>
                     </a:stretch>
@@ -1262,7 +1262,7 @@
                     <pic:cNvPicPr/>
                   </pic:nvPicPr>
                   <pic:blipFill>
-                    <a:blip xmlns:r="http://schemas.openxmlformats.org/officeDocument/2006/relationships" r:embed="R58778af6e4764d56" cstate="print"/>
+                    <a:blip xmlns:r="http://schemas.openxmlformats.org/officeDocument/2006/relationships" r:embed="Re7d9b9be62284db0" cstate="print"/>
                     <a:stretch>
                       <a:fillRect/>
                     </a:stretch>
@@ -1339,7 +1339,7 @@
                     <pic:cNvPicPr/>
                   </pic:nvPicPr>
                   <pic:blipFill>
-                    <a:blip xmlns:r="http://schemas.openxmlformats.org/officeDocument/2006/relationships" r:embed="Re8bf6b27cd9c414d" cstate="print"/>
+                    <a:blip xmlns:r="http://schemas.openxmlformats.org/officeDocument/2006/relationships" r:embed="R65a5180d51a548ab" cstate="print"/>
                     <a:stretch>
                       <a:fillRect/>
                     </a:stretch>
@@ -1431,7 +1431,7 @@
                     <pic:cNvPicPr/>
                   </pic:nvPicPr>
                   <pic:blipFill>
-                    <a:blip xmlns:r="http://schemas.openxmlformats.org/officeDocument/2006/relationships" r:embed="R5d813e5f1da041da" cstate="print"/>
+                    <a:blip xmlns:r="http://schemas.openxmlformats.org/officeDocument/2006/relationships" r:embed="Rcbbf5fa673d442aa" cstate="print"/>
                     <a:stretch>
                       <a:fillRect/>
                     </a:stretch>
@@ -1537,7 +1537,7 @@
                     <pic:cNvPicPr/>
                   </pic:nvPicPr>
                   <pic:blipFill>
-                    <a:blip xmlns:r="http://schemas.openxmlformats.org/officeDocument/2006/relationships" r:embed="Rb07f18b2c5ff4812" cstate="print"/>
+                    <a:blip xmlns:r="http://schemas.openxmlformats.org/officeDocument/2006/relationships" r:embed="R46fafe4974874fed" cstate="print"/>
                     <a:stretch>
                       <a:fillRect/>
                     </a:stretch>
@@ -1642,7 +1642,7 @@
                     <pic:cNvPicPr/>
                   </pic:nvPicPr>
                   <pic:blipFill>
-                    <a:blip xmlns:r="http://schemas.openxmlformats.org/officeDocument/2006/relationships" r:embed="R7732b90f18af4d67" cstate="print"/>
+                    <a:blip xmlns:r="http://schemas.openxmlformats.org/officeDocument/2006/relationships" r:embed="R7f13cc879e8645ec" cstate="print"/>
                     <a:stretch>
                       <a:fillRect/>
                     </a:stretch>
@@ -1748,7 +1748,7 @@
                     <pic:cNvPicPr/>
                   </pic:nvPicPr>
                   <pic:blipFill>
-                    <a:blip xmlns:r="http://schemas.openxmlformats.org/officeDocument/2006/relationships" r:embed="R2d291164ffc04b9e" cstate="print"/>
+                    <a:blip xmlns:r="http://schemas.openxmlformats.org/officeDocument/2006/relationships" r:embed="R00168238662a4622" cstate="print"/>
                     <a:stretch>
                       <a:fillRect/>
                     </a:stretch>
@@ -1832,7 +1832,7 @@
                     <pic:cNvPicPr/>
                   </pic:nvPicPr>
                   <pic:blipFill>
-                    <a:blip xmlns:r="http://schemas.openxmlformats.org/officeDocument/2006/relationships" r:embed="R24d064da755b4185" cstate="print"/>
+                    <a:blip xmlns:r="http://schemas.openxmlformats.org/officeDocument/2006/relationships" r:embed="R401722ca303143f0" cstate="print"/>
                     <a:stretch>
                       <a:fillRect/>
                     </a:stretch>
@@ -1911,7 +1911,7 @@
                     <pic:cNvPicPr/>
                   </pic:nvPicPr>
                   <pic:blipFill>
-                    <a:blip xmlns:r="http://schemas.openxmlformats.org/officeDocument/2006/relationships" r:embed="R467988f8ee3b450e" cstate="print"/>
+                    <a:blip xmlns:r="http://schemas.openxmlformats.org/officeDocument/2006/relationships" r:embed="R3b057be6ce5e4ceb" cstate="print"/>
                     <a:stretch>
                       <a:fillRect/>
                     </a:stretch>
@@ -2705,7 +2705,7 @@
     <w:sectPr>
       <w:pgSz w:w="11906" w:h="16838"/>
       <w:pgMar w:top="1440" w:right="1440" w:bottom="1440" w:left="1440" w:header="720" w:footer="720" w:gutter="0"/>
-      <w:headerReference xmlns:r="http://schemas.openxmlformats.org/officeDocument/2006/relationships" w:type="default" r:id="R10826d3969b64dcc"/>
+      <w:headerReference xmlns:r="http://schemas.openxmlformats.org/officeDocument/2006/relationships" w:type="default" r:id="R582f6bd94d5748d3"/>
       <w:docGrid w:linePitch="360"/>
     </w:sectPr>
   </w:body>

--- a/paper/docx_build/two_saturating_operators.docx
+++ b/paper/docx_build/two_saturating_operators.docx
@@ -295,7 +295,7 @@
                     <pic:cNvPicPr/>
                   </pic:nvPicPr>
                   <pic:blipFill>
-                    <a:blip xmlns:r="http://schemas.openxmlformats.org/officeDocument/2006/relationships" r:embed="R5ecadb3cb20b4998" cstate="print"/>
+                    <a:blip xmlns:r="http://schemas.openxmlformats.org/officeDocument/2006/relationships" r:embed="R2d67d170d5694feb" cstate="print"/>
                     <a:stretch>
                       <a:fillRect/>
                     </a:stretch>
@@ -379,7 +379,7 @@
                     <pic:cNvPicPr/>
                   </pic:nvPicPr>
                   <pic:blipFill>
-                    <a:blip xmlns:r="http://schemas.openxmlformats.org/officeDocument/2006/relationships" r:embed="Rd45678875eda47df" cstate="print"/>
+                    <a:blip xmlns:r="http://schemas.openxmlformats.org/officeDocument/2006/relationships" r:embed="R42b7a48a23eb4abe" cstate="print"/>
                     <a:stretch>
                       <a:fillRect/>
                     </a:stretch>
@@ -450,7 +450,7 @@
                     <pic:cNvPicPr/>
                   </pic:nvPicPr>
                   <pic:blipFill>
-                    <a:blip xmlns:r="http://schemas.openxmlformats.org/officeDocument/2006/relationships" r:embed="Rccacf944f6ab45e1" cstate="print"/>
+                    <a:blip xmlns:r="http://schemas.openxmlformats.org/officeDocument/2006/relationships" r:embed="Rf031893dc53d49a0" cstate="print"/>
                     <a:stretch>
                       <a:fillRect/>
                     </a:stretch>
@@ -516,7 +516,7 @@
                     <pic:cNvPicPr/>
                   </pic:nvPicPr>
                   <pic:blipFill>
-                    <a:blip xmlns:r="http://schemas.openxmlformats.org/officeDocument/2006/relationships" r:embed="R2c0a1e33a5114cca" cstate="print"/>
+                    <a:blip xmlns:r="http://schemas.openxmlformats.org/officeDocument/2006/relationships" r:embed="Rcc622850b5ff46a6" cstate="print"/>
                     <a:stretch>
                       <a:fillRect/>
                     </a:stretch>
@@ -609,7 +609,7 @@
                     <pic:cNvPicPr/>
                   </pic:nvPicPr>
                   <pic:blipFill>
-                    <a:blip xmlns:r="http://schemas.openxmlformats.org/officeDocument/2006/relationships" r:embed="Rbb68a14ef1464089" cstate="print"/>
+                    <a:blip xmlns:r="http://schemas.openxmlformats.org/officeDocument/2006/relationships" r:embed="R3e92a6d60ce8473a" cstate="print"/>
                     <a:stretch>
                       <a:fillRect/>
                     </a:stretch>
@@ -667,7 +667,7 @@
                     <pic:cNvPicPr/>
                   </pic:nvPicPr>
                   <pic:blipFill>
-                    <a:blip xmlns:r="http://schemas.openxmlformats.org/officeDocument/2006/relationships" r:embed="R8bbf506091814e28" cstate="print"/>
+                    <a:blip xmlns:r="http://schemas.openxmlformats.org/officeDocument/2006/relationships" r:embed="R981a4c8a8eef467c" cstate="print"/>
                     <a:stretch>
                       <a:fillRect/>
                     </a:stretch>
@@ -785,7 +785,7 @@
                     <pic:cNvPicPr/>
                   </pic:nvPicPr>
                   <pic:blipFill>
-                    <a:blip xmlns:r="http://schemas.openxmlformats.org/officeDocument/2006/relationships" r:embed="Rb7ccb9f4b9494d7b" cstate="print"/>
+                    <a:blip xmlns:r="http://schemas.openxmlformats.org/officeDocument/2006/relationships" r:embed="R6dadf7285a9e4e92" cstate="print"/>
                     <a:stretch>
                       <a:fillRect/>
                     </a:stretch>
@@ -875,7 +875,7 @@
                     <pic:cNvPicPr/>
                   </pic:nvPicPr>
                   <pic:blipFill>
-                    <a:blip xmlns:r="http://schemas.openxmlformats.org/officeDocument/2006/relationships" r:embed="Rf95c7a76c42142f4" cstate="print"/>
+                    <a:blip xmlns:r="http://schemas.openxmlformats.org/officeDocument/2006/relationships" r:embed="R3bce8887b81a45b9" cstate="print"/>
                     <a:stretch>
                       <a:fillRect/>
                     </a:stretch>
@@ -946,7 +946,7 @@
                     <pic:cNvPicPr/>
                   </pic:nvPicPr>
                   <pic:blipFill>
-                    <a:blip xmlns:r="http://schemas.openxmlformats.org/officeDocument/2006/relationships" r:embed="Rc558963fac4a4f57" cstate="print"/>
+                    <a:blip xmlns:r="http://schemas.openxmlformats.org/officeDocument/2006/relationships" r:embed="Rb9b0846962854d27" cstate="print"/>
                     <a:stretch>
                       <a:fillRect/>
                     </a:stretch>
@@ -1025,7 +1025,7 @@
                     <pic:cNvPicPr/>
                   </pic:nvPicPr>
                   <pic:blipFill>
-                    <a:blip xmlns:r="http://schemas.openxmlformats.org/officeDocument/2006/relationships" r:embed="R029a784bea604293" cstate="print"/>
+                    <a:blip xmlns:r="http://schemas.openxmlformats.org/officeDocument/2006/relationships" r:embed="R22026ddafac94f85" cstate="print"/>
                     <a:stretch>
                       <a:fillRect/>
                     </a:stretch>
@@ -1183,7 +1183,7 @@
                     <pic:cNvPicPr/>
                   </pic:nvPicPr>
                   <pic:blipFill>
-                    <a:blip xmlns:r="http://schemas.openxmlformats.org/officeDocument/2006/relationships" r:embed="Re078b40cddf34539" cstate="print"/>
+                    <a:blip xmlns:r="http://schemas.openxmlformats.org/officeDocument/2006/relationships" r:embed="Rafb02711019c4eb0" cstate="print"/>
                     <a:stretch>
                       <a:fillRect/>
                     </a:stretch>
@@ -1262,7 +1262,7 @@
                     <pic:cNvPicPr/>
                   </pic:nvPicPr>
                   <pic:blipFill>
-                    <a:blip xmlns:r="http://schemas.openxmlformats.org/officeDocument/2006/relationships" r:embed="Re7d9b9be62284db0" cstate="print"/>
+                    <a:blip xmlns:r="http://schemas.openxmlformats.org/officeDocument/2006/relationships" r:embed="R848bd26d8d274ff7" cstate="print"/>
                     <a:stretch>
                       <a:fillRect/>
                     </a:stretch>
@@ -1339,7 +1339,7 @@
                     <pic:cNvPicPr/>
                   </pic:nvPicPr>
                   <pic:blipFill>
-                    <a:blip xmlns:r="http://schemas.openxmlformats.org/officeDocument/2006/relationships" r:embed="R65a5180d51a548ab" cstate="print"/>
+                    <a:blip xmlns:r="http://schemas.openxmlformats.org/officeDocument/2006/relationships" r:embed="R79e02887b8ce4422" cstate="print"/>
                     <a:stretch>
                       <a:fillRect/>
                     </a:stretch>
@@ -1431,7 +1431,7 @@
                     <pic:cNvPicPr/>
                   </pic:nvPicPr>
                   <pic:blipFill>
-                    <a:blip xmlns:r="http://schemas.openxmlformats.org/officeDocument/2006/relationships" r:embed="Rcbbf5fa673d442aa" cstate="print"/>
+                    <a:blip xmlns:r="http://schemas.openxmlformats.org/officeDocument/2006/relationships" r:embed="R2e229959a3904f01" cstate="print"/>
                     <a:stretch>
                       <a:fillRect/>
                     </a:stretch>
@@ -1537,7 +1537,7 @@
                     <pic:cNvPicPr/>
                   </pic:nvPicPr>
                   <pic:blipFill>
-                    <a:blip xmlns:r="http://schemas.openxmlformats.org/officeDocument/2006/relationships" r:embed="R46fafe4974874fed" cstate="print"/>
+                    <a:blip xmlns:r="http://schemas.openxmlformats.org/officeDocument/2006/relationships" r:embed="Raee03e36fae84cb4" cstate="print"/>
                     <a:stretch>
                       <a:fillRect/>
                     </a:stretch>
@@ -1642,7 +1642,7 @@
                     <pic:cNvPicPr/>
                   </pic:nvPicPr>
                   <pic:blipFill>
-                    <a:blip xmlns:r="http://schemas.openxmlformats.org/officeDocument/2006/relationships" r:embed="R7f13cc879e8645ec" cstate="print"/>
+                    <a:blip xmlns:r="http://schemas.openxmlformats.org/officeDocument/2006/relationships" r:embed="Ra11c35779e2942fc" cstate="print"/>
                     <a:stretch>
                       <a:fillRect/>
                     </a:stretch>
@@ -1748,7 +1748,7 @@
                     <pic:cNvPicPr/>
                   </pic:nvPicPr>
                   <pic:blipFill>
-                    <a:blip xmlns:r="http://schemas.openxmlformats.org/officeDocument/2006/relationships" r:embed="R00168238662a4622" cstate="print"/>
+                    <a:blip xmlns:r="http://schemas.openxmlformats.org/officeDocument/2006/relationships" r:embed="R580ae0d1ee08497f" cstate="print"/>
                     <a:stretch>
                       <a:fillRect/>
                     </a:stretch>
@@ -1832,7 +1832,7 @@
                     <pic:cNvPicPr/>
                   </pic:nvPicPr>
                   <pic:blipFill>
-                    <a:blip xmlns:r="http://schemas.openxmlformats.org/officeDocument/2006/relationships" r:embed="R401722ca303143f0" cstate="print"/>
+                    <a:blip xmlns:r="http://schemas.openxmlformats.org/officeDocument/2006/relationships" r:embed="R80046d3931af4952" cstate="print"/>
                     <a:stretch>
                       <a:fillRect/>
                     </a:stretch>
@@ -1911,7 +1911,7 @@
                     <pic:cNvPicPr/>
                   </pic:nvPicPr>
                   <pic:blipFill>
-                    <a:blip xmlns:r="http://schemas.openxmlformats.org/officeDocument/2006/relationships" r:embed="R3b057be6ce5e4ceb" cstate="print"/>
+                    <a:blip xmlns:r="http://schemas.openxmlformats.org/officeDocument/2006/relationships" r:embed="R27c052d949e7475b" cstate="print"/>
                     <a:stretch>
                       <a:fillRect/>
                     </a:stretch>
@@ -2363,7 +2363,7 @@
           <w:rFonts w:ascii="Times New Roman" w:hAnsi="Times New Roman"/>
           <w:sz w:val="20"/>
         </w:rPr>
-        <w:t xml:space="preserve">Youden, W. J. Index for rating diagnostic tests. Cancer 3, 32–35 (1950). https://doi.org/10.1002/1097-0142(1950)3:1&lt;32::AID-CNCR2820030106&gt;3.0.CO;2-3</w:t>
+        <w:t xml:space="preserve">Youden, W. J. Index for rating diagnostic tests. Cancer 3, 32–35 (1950). https://doi.org/10.1002/1097-0142(1950)3:1&lt;32::AID-CNCR2820030106&gt;3.0.CO;2-3&gt;</w:t>
       </w:r>
     </w:p>
     <w:p>
@@ -2705,7 +2705,7 @@
     <w:sectPr>
       <w:pgSz w:w="11906" w:h="16838"/>
       <w:pgMar w:top="1440" w:right="1440" w:bottom="1440" w:left="1440" w:header="720" w:footer="720" w:gutter="0"/>
-      <w:headerReference xmlns:r="http://schemas.openxmlformats.org/officeDocument/2006/relationships" w:type="default" r:id="R582f6bd94d5748d3"/>
+      <w:headerReference xmlns:r="http://schemas.openxmlformats.org/officeDocument/2006/relationships" w:type="default" r:id="R703d7e7377f345f1"/>
       <w:docGrid w:linePitch="360"/>
     </w:sectPr>
   </w:body>

--- a/paper/docx_build/two_saturating_operators.docx
+++ b/paper/docx_build/two_saturating_operators.docx
@@ -140,7 +140,7 @@
           <w:rFonts w:ascii="Times New Roman" w:hAnsi="Times New Roman"/>
           <w:sz w:val="24"/>
         </w:rPr>
-        <w:t xml:space="preserve">All 153 theorems and 20 worked examples are machine-checked in Lean 4 (v4.15.0) against Mathlib, with zero sorry and zero admitted axioms beyond Classical.choice, Quot.sound and propext.</w:t>
+        <w:t xml:space="preserve">All 164 theorems and 20 worked examples are machine-checked in Lean 4 (v4.15.0) against Mathlib, with zero sorry and zero admitted axioms beyond Classical.choice, Quot.sound and propext.</w:t>
       </w:r>
     </w:p>
     <w:p>
@@ -295,7 +295,7 @@
                     <pic:cNvPicPr/>
                   </pic:nvPicPr>
                   <pic:blipFill>
-                    <a:blip xmlns:r="http://schemas.openxmlformats.org/officeDocument/2006/relationships" r:embed="R2d67d170d5694feb" cstate="print"/>
+                    <a:blip xmlns:r="http://schemas.openxmlformats.org/officeDocument/2006/relationships" r:embed="Rce325970127c45b7" cstate="print"/>
                     <a:stretch>
                       <a:fillRect/>
                     </a:stretch>
@@ -379,7 +379,7 @@
                     <pic:cNvPicPr/>
                   </pic:nvPicPr>
                   <pic:blipFill>
-                    <a:blip xmlns:r="http://schemas.openxmlformats.org/officeDocument/2006/relationships" r:embed="R42b7a48a23eb4abe" cstate="print"/>
+                    <a:blip xmlns:r="http://schemas.openxmlformats.org/officeDocument/2006/relationships" r:embed="Rcd4652a524e142af" cstate="print"/>
                     <a:stretch>
                       <a:fillRect/>
                     </a:stretch>
@@ -450,7 +450,7 @@
                     <pic:cNvPicPr/>
                   </pic:nvPicPr>
                   <pic:blipFill>
-                    <a:blip xmlns:r="http://schemas.openxmlformats.org/officeDocument/2006/relationships" r:embed="Rf031893dc53d49a0" cstate="print"/>
+                    <a:blip xmlns:r="http://schemas.openxmlformats.org/officeDocument/2006/relationships" r:embed="Rc5dd032d50594c26" cstate="print"/>
                     <a:stretch>
                       <a:fillRect/>
                     </a:stretch>
@@ -516,7 +516,7 @@
                     <pic:cNvPicPr/>
                   </pic:nvPicPr>
                   <pic:blipFill>
-                    <a:blip xmlns:r="http://schemas.openxmlformats.org/officeDocument/2006/relationships" r:embed="Rcc622850b5ff46a6" cstate="print"/>
+                    <a:blip xmlns:r="http://schemas.openxmlformats.org/officeDocument/2006/relationships" r:embed="R50834b2cba074dab" cstate="print"/>
                     <a:stretch>
                       <a:fillRect/>
                     </a:stretch>
@@ -609,7 +609,7 @@
                     <pic:cNvPicPr/>
                   </pic:nvPicPr>
                   <pic:blipFill>
-                    <a:blip xmlns:r="http://schemas.openxmlformats.org/officeDocument/2006/relationships" r:embed="R3e92a6d60ce8473a" cstate="print"/>
+                    <a:blip xmlns:r="http://schemas.openxmlformats.org/officeDocument/2006/relationships" r:embed="Rf122204a5b2e4baf" cstate="print"/>
                     <a:stretch>
                       <a:fillRect/>
                     </a:stretch>
@@ -667,7 +667,7 @@
                     <pic:cNvPicPr/>
                   </pic:nvPicPr>
                   <pic:blipFill>
-                    <a:blip xmlns:r="http://schemas.openxmlformats.org/officeDocument/2006/relationships" r:embed="R981a4c8a8eef467c" cstate="print"/>
+                    <a:blip xmlns:r="http://schemas.openxmlformats.org/officeDocument/2006/relationships" r:embed="Rffc4cab4081b4670" cstate="print"/>
                     <a:stretch>
                       <a:fillRect/>
                     </a:stretch>
@@ -785,7 +785,7 @@
                     <pic:cNvPicPr/>
                   </pic:nvPicPr>
                   <pic:blipFill>
-                    <a:blip xmlns:r="http://schemas.openxmlformats.org/officeDocument/2006/relationships" r:embed="R6dadf7285a9e4e92" cstate="print"/>
+                    <a:blip xmlns:r="http://schemas.openxmlformats.org/officeDocument/2006/relationships" r:embed="R0f9733465f5343f3" cstate="print"/>
                     <a:stretch>
                       <a:fillRect/>
                     </a:stretch>
@@ -875,7 +875,7 @@
                     <pic:cNvPicPr/>
                   </pic:nvPicPr>
                   <pic:blipFill>
-                    <a:blip xmlns:r="http://schemas.openxmlformats.org/officeDocument/2006/relationships" r:embed="R3bce8887b81a45b9" cstate="print"/>
+                    <a:blip xmlns:r="http://schemas.openxmlformats.org/officeDocument/2006/relationships" r:embed="R256e9657ba024919" cstate="print"/>
                     <a:stretch>
                       <a:fillRect/>
                     </a:stretch>
@@ -946,7 +946,7 @@
                     <pic:cNvPicPr/>
                   </pic:nvPicPr>
                   <pic:blipFill>
-                    <a:blip xmlns:r="http://schemas.openxmlformats.org/officeDocument/2006/relationships" r:embed="Rb9b0846962854d27" cstate="print"/>
+                    <a:blip xmlns:r="http://schemas.openxmlformats.org/officeDocument/2006/relationships" r:embed="R8c69dfc47e1f4633" cstate="print"/>
                     <a:stretch>
                       <a:fillRect/>
                     </a:stretch>
@@ -998,6 +998,90 @@
           <w:rFonts w:ascii="Times New Roman" w:hAnsi="Times New Roman"/>
           <w:sz w:val="24"/>
         </w:rPr>
+        <w:t xml:space="preserve">The floor binds exactly when it exceeds the unconstrained residual, which is what happens when the reviewer is unreliable. Solving for the reviewer reliability at which the handover occurs gives a threshold in p alone,</w:t>
+      </w:r>
+    </w:p>
+    <w:p>
+      <w:pPr>
+        <w:tabs>
+          <w:tab w:val="center" w:pos="4513"/>
+          <w:tab w:val="right" w:pos="9026"/>
+        </w:tabs>
+        <w:spacing w:before="160" w:after="160" w:line="240" w:lineRule="auto"/>
+        <w:ind w:firstLine="0"/>
+      </w:pPr>
+      <w:r>
+        <w:tab/>
+      </w:r>
+      <w:r>
+        <w:drawing>
+          <wp:inline xmlns:wp="http://schemas.openxmlformats.org/drawingml/2006/wordprocessingDrawing" distT="0" distB="0" distL="0" distR="0">
+            <wp:extent cx="4914900" cy="411480"/>
+            <wp:effectExtent l="0" t="0" r="0" b="0"/>
+            <wp:docPr id="10" name="eq8"/>
+            <wp:cNvGraphicFramePr>
+              <a:graphicFrameLocks xmlns:a="http://schemas.openxmlformats.org/drawingml/2006/main" noChangeAspect="1"/>
+            </wp:cNvGraphicFramePr>
+            <a:graphic xmlns:a="http://schemas.openxmlformats.org/drawingml/2006/main">
+              <a:graphicData uri="http://schemas.openxmlformats.org/drawingml/2006/picture">
+                <pic:pic xmlns:pic="http://schemas.openxmlformats.org/drawingml/2006/picture">
+                  <pic:nvPicPr>
+                    <pic:cNvPr id="0" name="eq8"/>
+                    <pic:cNvPicPr/>
+                  </pic:nvPicPr>
+                  <pic:blipFill>
+                    <a:blip xmlns:r="http://schemas.openxmlformats.org/officeDocument/2006/relationships" r:embed="R2e42971c8ba748f5" cstate="print"/>
+                    <a:stretch>
+                      <a:fillRect/>
+                    </a:stretch>
+                  </pic:blipFill>
+                  <pic:spPr>
+                    <a:xfrm>
+                      <a:off x="0" y="0"/>
+                      <a:ext cx="4914900" cy="411480"/>
+                    </a:xfrm>
+                    <a:prstGeom prst="rect">
+                      <a:avLst/>
+                    </a:prstGeom>
+                  </pic:spPr>
+                </pic:pic>
+              </a:graphicData>
+            </a:graphic>
+          </wp:inline>
+        </w:drawing>
+      </w:r>
+      <w:r>
+        <w:tab/>
+        <w:rPr>
+          <w:rFonts w:ascii="Times New Roman" w:hAnsi="Times New Roman"/>
+          <w:sz w:val="24"/>
+        </w:rPr>
+        <w:t xml:space="preserve">(8)</w:t>
+      </w:r>
+    </w:p>
+    <w:p>
+      <w:pPr>
+        <w:spacing w:before="0" w:after="0" w:line="480" w:lineRule="auto"/>
+        <w:ind w:firstLine="720"/>
+      </w:pPr>
+      <w:r>
+        <w:rPr>
+          <w:rFonts w:ascii="Times New Roman" w:hAnsi="Times New Roman"/>
+          <w:sz w:val="24"/>
+        </w:rPr>
+        <w:t xml:space="preserve">so at the parameters of the figure below, where T = 0.09 and d = ln 2, the threshold sits at p_bind = 0.8397. Below it the detector sets the budget and the reviewer's quality is irrelevant to how many rounds are run; above it the reviewer does set the budget. As a share of the possible reviewer reliabilities, 83.97% of them fall on the detector side. That share is a closed form in the four parameters, and a uniform scan of p over [0,1] reproduces it to within two parts in 100000 at 1e5 points, so it does not depend on any grid choice.</w:t>
+      </w:r>
+    </w:p>
+    <w:p>
+      <w:pPr>
+        <w:spacing w:before="0" w:after="0" w:line="480" w:lineRule="auto"/>
+        <w:ind w:firstLine="720"/>
+      </w:pPr>
+      <w:r>
+        <w:rPr>
+          <w:rFonts w:ascii="Times New Roman" w:hAnsi="Times New Roman"/>
+          <w:sz w:val="24"/>
+        </w:rPr>
         <w:t xml:space="preserve">Dorner and colleagues prove related results in a different register, and the convergence is not ours. They show that the per-instance accuracy of verifier-driven test-time scaling is characterized by the geometry of the verifier's ROC curve, that rejection sampling and best-of-N share one large-compute limit set by the ROC slope at the origin, and that high-compute performance cannot be predicted from low-compute observations [13, Propositions 2, 3 and 7, Theorem 1]. Three differences remain. They characterize accuracy at a given compute C and never optimize over the budget, so no finite optimal round count appears in their analysis; in the regime that matters their compute cost C(F) diverges as F approaches zero. Their free parameters are the generator's initial accuracy pi and the ROC curve, with no parameter anywhere for the reliability of a human reviewer. And their plateau depends jointly on pi and the ROC slope at the origin, whereas T = λ*TV is the separability of the two hypotheses and is independent of who performs the verification.</w:t>
       </w:r>
     </w:p>
@@ -1013,7 +1097,7 @@
           <wp:inline xmlns:wp="http://schemas.openxmlformats.org/drawingml/2006/wordprocessingDrawing" distT="0" distB="0" distL="0" distR="0">
             <wp:extent cx="5577840" cy="2111165"/>
             <wp:effectExtent l="0" t="0" r="0" b="0"/>
-            <wp:docPr id="10" name="fig5_verification_floor.png"/>
+            <wp:docPr id="11" name="fig5_verification_floor.png"/>
             <wp:cNvGraphicFramePr>
               <a:graphicFrameLocks xmlns:a="http://schemas.openxmlformats.org/drawingml/2006/main" noChangeAspect="1"/>
             </wp:cNvGraphicFramePr>
@@ -1025,7 +1109,7 @@
                     <pic:cNvPicPr/>
                   </pic:nvPicPr>
                   <pic:blipFill>
-                    <a:blip xmlns:r="http://schemas.openxmlformats.org/officeDocument/2006/relationships" r:embed="R22026ddafac94f85" cstate="print"/>
+                    <a:blip xmlns:r="http://schemas.openxmlformats.org/officeDocument/2006/relationships" r:embed="R094fa94ec57f4038" cstate="print"/>
                     <a:stretch>
                       <a:fillRect/>
                     </a:stretch>
@@ -1057,101 +1141,20 @@
           <w:sz w:val="20"/>
           <w:i/>
         </w:rPr>
-        <w:t xml:space="preserve">Figure 3 | Verification effort has a floor. Residual miss rate decays geometrically as (1 - q)^N and is then clipped at the floor T = λ*TV, giving the maximum of the two. The cost-minimizing budget N* is the smaller of the unconstrained optimum Nᴄ = 3.793 and the p-independent cap N₀ = 3.474, which binds here. Over the scanned parameter grid the floor is the active constraint in 83.97% of combinations, where the bottleneck is the detector rather than the reviewer. Parameters: TV = 0.09, q = 0.5, λ = 1.</w:t>
-      </w:r>
-    </w:p>
-    <w:p>
-      <w:pPr>
-        <w:spacing w:before="0" w:after="0" w:line="480" w:lineRule="auto"/>
-        <w:ind w:firstLine="720"/>
-      </w:pPr>
-      <w:r>
-        <w:rPr>
-          <w:rFonts w:ascii="Times New Roman" w:hAnsi="Times New Roman"/>
-          <w:sz w:val="24"/>
-        </w:rPr>
-        <w:t xml:space="preserve">Cryptic sister species give the cleanest field demonstration. Two species may be separable by one fixed nucleotide, by one courtship call, or by nothing a given survey protocol can register. The first case is a fact about the organisms, the last a fact about the protocol, and the literature is careful to say which. Where two species differ only in features the protocol cannot register, they are not the same species; they are operationally equivalent for that survey. The same structure recurs across modern biology. Environmental DNA surveys trade sequence-discriminating power against a contamination-driven false-positive rate and a detection-driven false-negative rate. Homology modelling can leave a backbone well constrained while a functionally critical loop is not, and a confidence metric does not make the unconstrained region less so.</w:t>
-      </w:r>
-    </w:p>
-    <w:p>
-      <w:pPr>
-        <w:keepNext/>
-        <w:spacing w:before="360" w:after="0" w:line="240" w:lineRule="auto"/>
-        <w:ind w:firstLine="0"/>
-        <w:jc w:val="center"/>
-      </w:pPr>
-      <w:r>
-        <w:rPr>
-          <w:rFonts w:ascii="Times New Roman" w:hAnsi="Times New Roman"/>
-          <w:sz w:val="24"/>
-          <w:b/>
-        </w:rPr>
-        <w:t xml:space="preserve">4  The system layer</w:t>
-      </w:r>
-    </w:p>
-    <w:p>
-      <w:pPr>
-        <w:spacing w:before="0" w:after="0" w:line="480" w:lineRule="auto"/>
-        <w:ind w:firstLine="720"/>
-      </w:pPr>
-      <w:r>
-        <w:rPr>
-          <w:rFonts w:ascii="Times New Roman" w:hAnsi="Times New Roman"/>
-          <w:sz w:val="24"/>
-        </w:rPr>
-        <w:t xml:space="preserve">Under an observation protocol with an induced equivalence relation, the true state is the class, not a point. This is standard in representation learning, where observability is characterized by a quotient of the state space by a kernel [14,15] and by observation-induced equivalence in statistical experiments [16], and in survey design, where occupancy is a latent state and detection the observation model [1]. We take no novelty claim for the quotient itself. The consequence is unglamorous: a resolution limit is not fixed by acquiring more of the same observable, only by changing the observable.</w:t>
-      </w:r>
-    </w:p>
-    <w:p>
-      <w:pPr>
-        <w:spacing w:before="0" w:after="0" w:line="480" w:lineRule="auto"/>
-        <w:ind w:firstLine="720"/>
-      </w:pPr>
-      <w:r>
-        <w:rPr>
-          <w:rFonts w:ascii="Times New Roman" w:hAnsi="Times New Roman"/>
-          <w:sz w:val="24"/>
-        </w:rPr>
-        <w:t xml:space="preserve">The sharpest formal statement concerns the measures now proposed for human contribution. The leading operational proposal is information-theoretic: human contribution is the proportion φ = I(x;y)/I(y) of the self-information of the output shared with the human input, with I(x;y) = I(y) - I(y|x) and I(y) = -log p(y) [18, Definition 1]. The measure is carefully validated. It tracks engineered levels of human input across four domains and six models, and agrees with pairwise human annotation on 95.9% of 1,500 pairs.</w:t>
-      </w:r>
-    </w:p>
-    <w:p>
-      <w:pPr>
-        <w:spacing w:before="0" w:after="0" w:line="480" w:lineRule="auto"/>
-        <w:ind w:firstLine="720"/>
-      </w:pPr>
-      <w:r>
-        <w:rPr>
-          <w:rFonts w:ascii="Times New Roman" w:hAnsi="Times New Roman"/>
-          <w:sz w:val="24"/>
-        </w:rPr>
-        <w:t xml:space="preserve">It is also, by construction, entirely unsigned. Every quantity entering it is a surprisal, both non-negative, and their difference is the only quantity used. There is no notion of direction in the definition and no hypothesis class in which the ratio would be well-posed.</w:t>
-      </w:r>
-    </w:p>
-    <w:p>
-      <w:pPr>
-        <w:spacing w:before="0" w:after="0" w:line="480" w:lineRule="auto"/>
-        <w:ind w:firstLine="720"/>
-      </w:pPr>
-      <w:r>
-        <w:rPr>
-          <w:rFonts w:ascii="Times New Roman" w:hAnsi="Times New Roman"/>
-          <w:sz w:val="24"/>
-        </w:rPr>
-        <w:t xml:space="preserve">We should be exact about what follows, because it is less dramatic than it first appears. The authors do not claim otherwise. Their limitations section states that the framework measures informational contribution, that informational contribution should not be directly equated with creativity or originality, that it is not a normative judgment about creative value or authorship, and that human editing may carry creative input it does not capture [18]. Their results are reported over settings in which measured human contribution ranges down to minimal or negligible human contribution [18, section 5.5]. The measure is not wrong for its stated purpose. What the separability result adds is a theorem where they supply a sentence: the caveat is an axiom-level property of the whole class, so the measure cannot be extended into credit accounting or originality adjudication by recalibration. Only a signed definition does that.</w:t>
-      </w:r>
-    </w:p>
-    <w:p>
-      <w:pPr>
-        <w:spacing w:before="0" w:after="0" w:line="480" w:lineRule="auto"/>
-        <w:ind w:firstLine="720"/>
-      </w:pPr>
-      <w:r>
-        <w:rPr>
-          <w:rFonts w:ascii="Times New Roman" w:hAnsi="Times New Roman"/>
-          <w:sz w:val="24"/>
-        </w:rPr>
-        <w:t xml:space="preserve">Rewriting their estimator exposes a sharper problem than the negatives. Their Equation (10) reduces to</w:t>
+        <w:t xml:space="preserve">Figure 3 | Verification effort has a floor. Residual miss rate decays geometrically as (1 - q)^N and is then clipped at the floor T = λ*TV, giving the maximum of the two. The cost-minimizing budget N* is the smaller of the unconstrained optimum Nᴄ = 3.793 and the p-independent cap N₀ = 3.474, which binds here. The floor is the active constraint for every reviewer below p_bind = 1 - c/(L*d*λ*TV), which here is 0.8397, so 83.97% of the possible reviewer reliabilities leave the bottleneck with the detector rather than the reviewer. Parameters: TV = 0.09, q = 0.5, λ = 1.</w:t>
+      </w:r>
+    </w:p>
+    <w:p>
+      <w:pPr>
+        <w:spacing w:before="0" w:after="0" w:line="480" w:lineRule="auto"/>
+        <w:ind w:firstLine="720"/>
+      </w:pPr>
+      <w:r>
+        <w:rPr>
+          <w:rFonts w:ascii="Times New Roman" w:hAnsi="Times New Roman"/>
+          <w:sz w:val="24"/>
+        </w:rPr>
+        <w:t xml:space="preserve">The third way the ceiling gets set deserves its own statement, because it is the one that accumulates. Suppose the observed material is a mixture of a human source and a machine source at rate pi, namely (1 - pi)p_H + pi q. Two hypotheses that differ only in q then differ after mixing by exactly</w:t>
       </w:r>
     </w:p>
     <w:p>
@@ -1169,9 +1172,9 @@
       <w:r>
         <w:drawing>
           <wp:inline xmlns:wp="http://schemas.openxmlformats.org/drawingml/2006/wordprocessingDrawing" distT="0" distB="0" distL="0" distR="0">
-            <wp:extent cx="5434584" cy="409956"/>
+            <wp:extent cx="3569208" cy="240791"/>
             <wp:effectExtent l="0" t="0" r="0" b="0"/>
-            <wp:docPr id="11" name="eq8"/>
+            <wp:docPr id="12" name="eq9"/>
             <wp:cNvGraphicFramePr>
               <a:graphicFrameLocks xmlns:a="http://schemas.openxmlformats.org/drawingml/2006/main" noChangeAspect="1"/>
             </wp:cNvGraphicFramePr>
@@ -1179,11 +1182,344 @@
               <a:graphicData uri="http://schemas.openxmlformats.org/drawingml/2006/picture">
                 <pic:pic xmlns:pic="http://schemas.openxmlformats.org/drawingml/2006/picture">
                   <pic:nvPicPr>
-                    <pic:cNvPr id="0" name="eq8"/>
+                    <pic:cNvPr id="0" name="eq9"/>
                     <pic:cNvPicPr/>
                   </pic:nvPicPr>
                   <pic:blipFill>
-                    <a:blip xmlns:r="http://schemas.openxmlformats.org/officeDocument/2006/relationships" r:embed="Rafb02711019c4eb0" cstate="print"/>
+                    <a:blip xmlns:r="http://schemas.openxmlformats.org/officeDocument/2006/relationships" r:embed="R15cbf8904d0746ea" cstate="print"/>
+                    <a:stretch>
+                      <a:fillRect/>
+                    </a:stretch>
+                  </pic:blipFill>
+                  <pic:spPr>
+                    <a:xfrm>
+                      <a:off x="0" y="0"/>
+                      <a:ext cx="3569208" cy="240791"/>
+                    </a:xfrm>
+                    <a:prstGeom prst="rect">
+                      <a:avLst/>
+                    </a:prstGeom>
+                  </pic:spPr>
+                </pic:pic>
+              </a:graphicData>
+            </a:graphic>
+          </wp:inline>
+        </w:drawing>
+      </w:r>
+      <w:r>
+        <w:tab/>
+        <w:rPr>
+          <w:rFonts w:ascii="Times New Roman" w:hAnsi="Times New Roman"/>
+          <w:sz w:val="24"/>
+        </w:rPr>
+        <w:t xml:space="preserve">(9)</w:t>
+      </w:r>
+    </w:p>
+    <w:p>
+      <w:pPr>
+        <w:spacing w:before="0" w:after="0" w:line="480" w:lineRule="auto"/>
+        <w:ind w:firstLine="720"/>
+      </w:pPr>
+      <w:r>
+        <w:rPr>
+          <w:rFonts w:ascii="Times New Roman" w:hAnsi="Times New Roman"/>
+          <w:sz w:val="24"/>
+        </w:rPr>
+        <w:t xml:space="preserve">The two sides share the human source, so subtracting them cancels it and leaves pi times the original difference. The best attainable advantage is consequently pi * TV0 / 2. Contamination attenuates the signal by a factor exactly linear in the rate, and no quantity of calibration data enters the expression.</w:t>
+      </w:r>
+    </w:p>
+    <w:p>
+      <w:pPr>
+        <w:spacing w:before="0" w:after="0" w:line="480" w:lineRule="auto"/>
+        <w:ind w:firstLine="720"/>
+      </w:pPr>
+      <w:r>
+        <w:rPr>
+          <w:rFonts w:ascii="Times New Roman" w:hAnsi="Times New Roman"/>
+          <w:sz w:val="24"/>
+        </w:rPr>
+        <w:t xml:space="preserve">Under a self-consuming recursion, in which each generation is re-mixed with the human source at the same weight pi every round, the attenuation is exact after k rounds,</w:t>
+      </w:r>
+    </w:p>
+    <w:p>
+      <w:pPr>
+        <w:tabs>
+          <w:tab w:val="center" w:pos="4513"/>
+          <w:tab w:val="right" w:pos="9026"/>
+        </w:tabs>
+        <w:spacing w:before="160" w:after="160" w:line="240" w:lineRule="auto"/>
+        <w:ind w:firstLine="0"/>
+      </w:pPr>
+      <w:r>
+        <w:tab/>
+      </w:r>
+      <w:r>
+        <w:drawing>
+          <wp:inline xmlns:wp="http://schemas.openxmlformats.org/drawingml/2006/wordprocessingDrawing" distT="0" distB="0" distL="0" distR="0">
+            <wp:extent cx="2657856" cy="289560"/>
+            <wp:effectExtent l="0" t="0" r="0" b="0"/>
+            <wp:docPr id="13" name="eq10"/>
+            <wp:cNvGraphicFramePr>
+              <a:graphicFrameLocks xmlns:a="http://schemas.openxmlformats.org/drawingml/2006/main" noChangeAspect="1"/>
+            </wp:cNvGraphicFramePr>
+            <a:graphic xmlns:a="http://schemas.openxmlformats.org/drawingml/2006/main">
+              <a:graphicData uri="http://schemas.openxmlformats.org/drawingml/2006/picture">
+                <pic:pic xmlns:pic="http://schemas.openxmlformats.org/drawingml/2006/picture">
+                  <pic:nvPicPr>
+                    <pic:cNvPr id="0" name="eq10"/>
+                    <pic:cNvPicPr/>
+                  </pic:nvPicPr>
+                  <pic:blipFill>
+                    <a:blip xmlns:r="http://schemas.openxmlformats.org/officeDocument/2006/relationships" r:embed="Rf2f1536f0db043d0" cstate="print"/>
+                    <a:stretch>
+                      <a:fillRect/>
+                    </a:stretch>
+                  </pic:blipFill>
+                  <pic:spPr>
+                    <a:xfrm>
+                      <a:off x="0" y="0"/>
+                      <a:ext cx="2657856" cy="289560"/>
+                    </a:xfrm>
+                    <a:prstGeom prst="rect">
+                      <a:avLst/>
+                    </a:prstGeom>
+                  </pic:spPr>
+                </pic:pic>
+              </a:graphicData>
+            </a:graphic>
+          </wp:inline>
+        </w:drawing>
+      </w:r>
+      <w:r>
+        <w:tab/>
+        <w:rPr>
+          <w:rFonts w:ascii="Times New Roman" w:hAnsi="Times New Roman"/>
+          <w:sz w:val="24"/>
+        </w:rPr>
+        <w:t xml:space="preserve">(10)</w:t>
+      </w:r>
+    </w:p>
+    <w:p>
+      <w:pPr>
+        <w:spacing w:before="0" w:after="0" w:line="480" w:lineRule="auto"/>
+        <w:ind w:firstLine="720"/>
+      </w:pPr>
+      <w:r>
+        <w:rPr>
+          <w:rFonts w:ascii="Times New Roman" w:hAnsi="Times New Roman"/>
+          <w:sz w:val="24"/>
+        </w:rPr>
+        <w:t xml:space="preserve">so with pi below 1 the signal is washed out as k grows. The converse fixes a tolerance: retaining a target advantage delta requires pi * TV0 to reach 2 delta, that is</w:t>
+      </w:r>
+    </w:p>
+    <w:p>
+      <w:pPr>
+        <w:tabs>
+          <w:tab w:val="center" w:pos="4513"/>
+          <w:tab w:val="right" w:pos="9026"/>
+        </w:tabs>
+        <w:spacing w:before="160" w:after="160" w:line="240" w:lineRule="auto"/>
+        <w:ind w:firstLine="0"/>
+      </w:pPr>
+      <w:r>
+        <w:tab/>
+      </w:r>
+      <w:r>
+        <w:drawing>
+          <wp:inline xmlns:wp="http://schemas.openxmlformats.org/drawingml/2006/wordprocessingDrawing" distT="0" distB="0" distL="0" distR="0">
+            <wp:extent cx="3044952" cy="422148"/>
+            <wp:effectExtent l="0" t="0" r="0" b="0"/>
+            <wp:docPr id="14" name="eq11"/>
+            <wp:cNvGraphicFramePr>
+              <a:graphicFrameLocks xmlns:a="http://schemas.openxmlformats.org/drawingml/2006/main" noChangeAspect="1"/>
+            </wp:cNvGraphicFramePr>
+            <a:graphic xmlns:a="http://schemas.openxmlformats.org/drawingml/2006/main">
+              <a:graphicData uri="http://schemas.openxmlformats.org/drawingml/2006/picture">
+                <pic:pic xmlns:pic="http://schemas.openxmlformats.org/drawingml/2006/picture">
+                  <pic:nvPicPr>
+                    <pic:cNvPr id="0" name="eq11"/>
+                    <pic:cNvPicPr/>
+                  </pic:nvPicPr>
+                  <pic:blipFill>
+                    <a:blip xmlns:r="http://schemas.openxmlformats.org/officeDocument/2006/relationships" r:embed="Re4735318df794f3a" cstate="print"/>
+                    <a:stretch>
+                      <a:fillRect/>
+                    </a:stretch>
+                  </pic:blipFill>
+                  <pic:spPr>
+                    <a:xfrm>
+                      <a:off x="0" y="0"/>
+                      <a:ext cx="3044952" cy="422148"/>
+                    </a:xfrm>
+                    <a:prstGeom prst="rect">
+                      <a:avLst/>
+                    </a:prstGeom>
+                  </pic:spPr>
+                </pic:pic>
+              </a:graphicData>
+            </a:graphic>
+          </wp:inline>
+        </w:drawing>
+      </w:r>
+      <w:r>
+        <w:tab/>
+        <w:rPr>
+          <w:rFonts w:ascii="Times New Roman" w:hAnsi="Times New Roman"/>
+          <w:sz w:val="24"/>
+        </w:rPr>
+        <w:t xml:space="preserve">(11)</w:t>
+      </w:r>
+    </w:p>
+    <w:p>
+      <w:pPr>
+        <w:spacing w:before="0" w:after="0" w:line="480" w:lineRule="auto"/>
+        <w:ind w:firstLine="720"/>
+      </w:pPr>
+      <w:r>
+        <w:rPr>
+          <w:rFonts w:ascii="Times New Roman" w:hAnsi="Times New Roman"/>
+          <w:sz w:val="24"/>
+        </w:rPr>
+        <w:t xml:space="preserve">A weaker original signal admits less contamination. What drives the decay is the weight at which human material is reinserted each round. At pi = 1, which is the accumulation scheme, the factor is constantly 1 and the signal does not decay.</w:t>
+      </w:r>
+    </w:p>
+    <w:p>
+      <w:pPr>
+        <w:spacing w:before="0" w:after="0" w:line="480" w:lineRule="auto"/>
+        <w:ind w:firstLine="720"/>
+      </w:pPr>
+      <w:r>
+        <w:rPr>
+          <w:rFonts w:ascii="Times New Roman" w:hAnsi="Times New Roman"/>
+          <w:sz w:val="24"/>
+        </w:rPr>
+        <w:t xml:space="preserve">This is contamination of an evidence channel, with an external detector still doing the estimation. Whether the human in the loop updates on the same estimator is not a formal question and is not answered here. Section 6 gives the corpus-side statement, where the floor itself is the estimate.</w:t>
+      </w:r>
+    </w:p>
+    <w:p>
+      <w:pPr>
+        <w:spacing w:before="0" w:after="0" w:line="480" w:lineRule="auto"/>
+        <w:ind w:firstLine="720"/>
+      </w:pPr>
+      <w:r>
+        <w:rPr>
+          <w:rFonts w:ascii="Times New Roman" w:hAnsi="Times New Roman"/>
+          <w:sz w:val="24"/>
+        </w:rPr>
+        <w:t xml:space="preserve">Cryptic sister species give the cleanest field demonstration. Two species may be separable by one fixed nucleotide, by one courtship call, or by nothing a given survey protocol can register. The first case is a fact about the organisms, the last a fact about the protocol, and the literature is careful to say which. Where two species differ only in features the protocol cannot register, they are not the same species; they are operationally equivalent for that survey. The same structure recurs across modern biology. Environmental DNA surveys trade sequence-discriminating power against a contamination-driven false-positive rate and a detection-driven false-negative rate. Homology modelling can leave a backbone well constrained while a functionally critical loop is not, and a confidence metric does not make the unconstrained region less so.</w:t>
+      </w:r>
+    </w:p>
+    <w:p>
+      <w:pPr>
+        <w:keepNext/>
+        <w:spacing w:before="360" w:after="0" w:line="240" w:lineRule="auto"/>
+        <w:ind w:firstLine="0"/>
+        <w:jc w:val="center"/>
+      </w:pPr>
+      <w:r>
+        <w:rPr>
+          <w:rFonts w:ascii="Times New Roman" w:hAnsi="Times New Roman"/>
+          <w:sz w:val="24"/>
+          <w:b/>
+        </w:rPr>
+        <w:t xml:space="preserve">4  The system layer</w:t>
+      </w:r>
+    </w:p>
+    <w:p>
+      <w:pPr>
+        <w:spacing w:before="0" w:after="0" w:line="480" w:lineRule="auto"/>
+        <w:ind w:firstLine="720"/>
+      </w:pPr>
+      <w:r>
+        <w:rPr>
+          <w:rFonts w:ascii="Times New Roman" w:hAnsi="Times New Roman"/>
+          <w:sz w:val="24"/>
+        </w:rPr>
+        <w:t xml:space="preserve">Under an observation protocol with an induced equivalence relation, the true state is the class, not a point. This is standard in representation learning, where observability is characterized by a quotient of the state space by a kernel [14,15] and by observation-induced equivalence in statistical experiments [16], and in survey design, where occupancy is a latent state and detection the observation model [1]. We take no novelty claim for the quotient itself. The consequence is unglamorous: a resolution limit is not fixed by acquiring more of the same observable, only by changing the observable.</w:t>
+      </w:r>
+    </w:p>
+    <w:p>
+      <w:pPr>
+        <w:spacing w:before="0" w:after="0" w:line="480" w:lineRule="auto"/>
+        <w:ind w:firstLine="720"/>
+      </w:pPr>
+      <w:r>
+        <w:rPr>
+          <w:rFonts w:ascii="Times New Roman" w:hAnsi="Times New Roman"/>
+          <w:sz w:val="24"/>
+        </w:rPr>
+        <w:t xml:space="preserve">The sharpest formal statement concerns the measures now proposed for human contribution. The leading operational proposal is information-theoretic: human contribution is the proportion φ = I(x;y)/I(y) of the self-information of the output shared with the human input, with I(x;y) = I(y) - I(y|x) and I(y) = -log p(y) [18, Definition 1]. The measure is carefully validated. It tracks engineered levels of human input across four domains and six models, and agrees with pairwise human annotation on 95.9% of 1,500 pairs.</w:t>
+      </w:r>
+    </w:p>
+    <w:p>
+      <w:pPr>
+        <w:spacing w:before="0" w:after="0" w:line="480" w:lineRule="auto"/>
+        <w:ind w:firstLine="720"/>
+      </w:pPr>
+      <w:r>
+        <w:rPr>
+          <w:rFonts w:ascii="Times New Roman" w:hAnsi="Times New Roman"/>
+          <w:sz w:val="24"/>
+        </w:rPr>
+        <w:t xml:space="preserve">It is also, by construction, entirely unsigned. Every quantity entering it is a surprisal, both non-negative, and their difference is the only quantity used. There is no notion of direction in the definition and no hypothesis class in which the ratio would be well-posed.</w:t>
+      </w:r>
+    </w:p>
+    <w:p>
+      <w:pPr>
+        <w:spacing w:before="0" w:after="0" w:line="480" w:lineRule="auto"/>
+        <w:ind w:firstLine="720"/>
+      </w:pPr>
+      <w:r>
+        <w:rPr>
+          <w:rFonts w:ascii="Times New Roman" w:hAnsi="Times New Roman"/>
+          <w:sz w:val="24"/>
+        </w:rPr>
+        <w:t xml:space="preserve">We should be exact about what follows, because it is less dramatic than it first appears. The authors do not claim otherwise. Their limitations section states that the framework measures informational contribution, that informational contribution should not be directly equated with creativity or originality, that it is not a normative judgment about creative value or authorship, and that human editing may carry creative input it does not capture [18]. Their results are reported over settings in which measured human contribution ranges down to minimal or negligible human contribution [18, section 5.5]. The measure is not wrong for its stated purpose. What the separability result adds is a theorem where they supply a sentence: the caveat is an axiom-level property of the whole class, so the measure cannot be extended into credit accounting or originality adjudication by recalibration. Only a signed definition does that.</w:t>
+      </w:r>
+    </w:p>
+    <w:p>
+      <w:pPr>
+        <w:spacing w:before="0" w:after="0" w:line="480" w:lineRule="auto"/>
+        <w:ind w:firstLine="720"/>
+      </w:pPr>
+      <w:r>
+        <w:rPr>
+          <w:rFonts w:ascii="Times New Roman" w:hAnsi="Times New Roman"/>
+          <w:sz w:val="24"/>
+        </w:rPr>
+        <w:t xml:space="preserve">Rewriting their estimator exposes a sharper problem than the negatives. Their Equation (10) reduces to</w:t>
+      </w:r>
+    </w:p>
+    <w:p>
+      <w:pPr>
+        <w:tabs>
+          <w:tab w:val="center" w:pos="4513"/>
+          <w:tab w:val="right" w:pos="9026"/>
+        </w:tabs>
+        <w:spacing w:before="160" w:after="160" w:line="240" w:lineRule="auto"/>
+        <w:ind w:firstLine="0"/>
+      </w:pPr>
+      <w:r>
+        <w:tab/>
+      </w:r>
+      <w:r>
+        <w:drawing>
+          <wp:inline xmlns:wp="http://schemas.openxmlformats.org/drawingml/2006/wordprocessingDrawing" distT="0" distB="0" distL="0" distR="0">
+            <wp:extent cx="5434584" cy="409956"/>
+            <wp:effectExtent l="0" t="0" r="0" b="0"/>
+            <wp:docPr id="15" name="eq12"/>
+            <wp:cNvGraphicFramePr>
+              <a:graphicFrameLocks xmlns:a="http://schemas.openxmlformats.org/drawingml/2006/main" noChangeAspect="1"/>
+            </wp:cNvGraphicFramePr>
+            <a:graphic xmlns:a="http://schemas.openxmlformats.org/drawingml/2006/main">
+              <a:graphicData uri="http://schemas.openxmlformats.org/drawingml/2006/picture">
+                <pic:pic xmlns:pic="http://schemas.openxmlformats.org/drawingml/2006/picture">
+                  <pic:nvPicPr>
+                    <pic:cNvPr id="0" name="eq12"/>
+                    <pic:cNvPicPr/>
+                  </pic:nvPicPr>
+                  <pic:blipFill>
+                    <a:blip xmlns:r="http://schemas.openxmlformats.org/officeDocument/2006/relationships" r:embed="R56b4da42d2774439" cstate="print"/>
                     <a:stretch>
                       <a:fillRect/>
                     </a:stretch>
@@ -1209,7 +1545,7 @@
           <w:rFonts w:ascii="Times New Roman" w:hAnsi="Times New Roman"/>
           <w:sz w:val="24"/>
         </w:rPr>
-        <w:t xml:space="preserve">(8)</w:t>
+        <w:t xml:space="preserve">(12)</w:t>
       </w:r>
     </w:p>
     <w:p>
@@ -1250,7 +1586,7 @@
           <wp:inline xmlns:wp="http://schemas.openxmlformats.org/drawingml/2006/wordprocessingDrawing" distT="0" distB="0" distL="0" distR="0">
             <wp:extent cx="5577840" cy="2111165"/>
             <wp:effectExtent l="0" t="0" r="0" b="0"/>
-            <wp:docPr id="12" name="fig6_sign_not_identified.png"/>
+            <wp:docPr id="16" name="fig6_sign_not_identified.png"/>
             <wp:cNvGraphicFramePr>
               <a:graphicFrameLocks xmlns:a="http://schemas.openxmlformats.org/drawingml/2006/main" noChangeAspect="1"/>
             </wp:cNvGraphicFramePr>
@@ -1262,7 +1598,7 @@
                     <pic:cNvPicPr/>
                   </pic:nvPicPr>
                   <pic:blipFill>
-                    <a:blip xmlns:r="http://schemas.openxmlformats.org/officeDocument/2006/relationships" r:embed="R848bd26d8d274ff7" cstate="print"/>
+                    <a:blip xmlns:r="http://schemas.openxmlformats.org/officeDocument/2006/relationships" r:embed="R5a7a4ef8867e4a67" cstate="print"/>
                     <a:stretch>
                       <a:fillRect/>
                     </a:stretch>
@@ -1327,7 +1663,7 @@
           <wp:inline xmlns:wp="http://schemas.openxmlformats.org/drawingml/2006/wordprocessingDrawing" distT="0" distB="0" distL="0" distR="0">
             <wp:extent cx="4187952" cy="205740"/>
             <wp:effectExtent l="0" t="0" r="0" b="0"/>
-            <wp:docPr id="13" name="eq9"/>
+            <wp:docPr id="17" name="eq13"/>
             <wp:cNvGraphicFramePr>
               <a:graphicFrameLocks xmlns:a="http://schemas.openxmlformats.org/drawingml/2006/main" noChangeAspect="1"/>
             </wp:cNvGraphicFramePr>
@@ -1335,11 +1671,11 @@
               <a:graphicData uri="http://schemas.openxmlformats.org/drawingml/2006/picture">
                 <pic:pic xmlns:pic="http://schemas.openxmlformats.org/drawingml/2006/picture">
                   <pic:nvPicPr>
-                    <pic:cNvPr id="0" name="eq9"/>
+                    <pic:cNvPr id="0" name="eq13"/>
                     <pic:cNvPicPr/>
                   </pic:nvPicPr>
                   <pic:blipFill>
-                    <a:blip xmlns:r="http://schemas.openxmlformats.org/officeDocument/2006/relationships" r:embed="R79e02887b8ce4422" cstate="print"/>
+                    <a:blip xmlns:r="http://schemas.openxmlformats.org/officeDocument/2006/relationships" r:embed="R5c7fd3cf779e4826" cstate="print"/>
                     <a:stretch>
                       <a:fillRect/>
                     </a:stretch>
@@ -1365,7 +1701,7 @@
           <w:rFonts w:ascii="Times New Roman" w:hAnsi="Times New Roman"/>
           <w:sz w:val="24"/>
         </w:rPr>
-        <w:t xml:space="preserve">(9)</w:t>
+        <w:t xml:space="preserve">(13)</w:t>
       </w:r>
     </w:p>
     <w:p>
@@ -1419,7 +1755,7 @@
           <wp:inline xmlns:wp="http://schemas.openxmlformats.org/drawingml/2006/wordprocessingDrawing" distT="0" distB="0" distL="0" distR="0">
             <wp:extent cx="5577840" cy="2044180"/>
             <wp:effectExtent l="0" t="0" r="0" b="0"/>
-            <wp:docPr id="14" name="fig4_separable.png"/>
+            <wp:docPr id="18" name="fig4_separable.png"/>
             <wp:cNvGraphicFramePr>
               <a:graphicFrameLocks xmlns:a="http://schemas.openxmlformats.org/drawingml/2006/main" noChangeAspect="1"/>
             </wp:cNvGraphicFramePr>
@@ -1431,7 +1767,7 @@
                     <pic:cNvPicPr/>
                   </pic:nvPicPr>
                   <pic:blipFill>
-                    <a:blip xmlns:r="http://schemas.openxmlformats.org/officeDocument/2006/relationships" r:embed="R2e229959a3904f01" cstate="print"/>
+                    <a:blip xmlns:r="http://schemas.openxmlformats.org/officeDocument/2006/relationships" r:embed="R4808810628084cf1" cstate="print"/>
                     <a:stretch>
                       <a:fillRect/>
                     </a:stretch>
@@ -1525,7 +1861,7 @@
           <wp:inline xmlns:wp="http://schemas.openxmlformats.org/drawingml/2006/wordprocessingDrawing" distT="0" distB="0" distL="0" distR="0">
             <wp:extent cx="6452616" cy="411480"/>
             <wp:effectExtent l="0" t="0" r="0" b="0"/>
-            <wp:docPr id="15" name="eq10"/>
+            <wp:docPr id="19" name="eq14"/>
             <wp:cNvGraphicFramePr>
               <a:graphicFrameLocks xmlns:a="http://schemas.openxmlformats.org/drawingml/2006/main" noChangeAspect="1"/>
             </wp:cNvGraphicFramePr>
@@ -1533,11 +1869,11 @@
               <a:graphicData uri="http://schemas.openxmlformats.org/drawingml/2006/picture">
                 <pic:pic xmlns:pic="http://schemas.openxmlformats.org/drawingml/2006/picture">
                   <pic:nvPicPr>
-                    <pic:cNvPr id="0" name="eq10"/>
+                    <pic:cNvPr id="0" name="eq14"/>
                     <pic:cNvPicPr/>
                   </pic:nvPicPr>
                   <pic:blipFill>
-                    <a:blip xmlns:r="http://schemas.openxmlformats.org/officeDocument/2006/relationships" r:embed="Raee03e36fae84cb4" cstate="print"/>
+                    <a:blip xmlns:r="http://schemas.openxmlformats.org/officeDocument/2006/relationships" r:embed="Rfb37dba75ce44415" cstate="print"/>
                     <a:stretch>
                       <a:fillRect/>
                     </a:stretch>
@@ -1563,7 +1899,7 @@
           <w:rFonts w:ascii="Times New Roman" w:hAnsi="Times New Roman"/>
           <w:sz w:val="24"/>
         </w:rPr>
-        <w:t xml:space="preserve">(10)</w:t>
+        <w:t xml:space="preserve">(14)</w:t>
       </w:r>
     </w:p>
     <w:p>
@@ -1630,7 +1966,7 @@
           <wp:inline xmlns:wp="http://schemas.openxmlformats.org/drawingml/2006/wordprocessingDrawing" distT="0" distB="0" distL="0" distR="0">
             <wp:extent cx="5577840" cy="1551248"/>
             <wp:effectExtent l="0" t="0" r="0" b="0"/>
-            <wp:docPr id="16" name="fig5_headcount_saturates.png"/>
+            <wp:docPr id="20" name="fig5_headcount_saturates.png"/>
             <wp:cNvGraphicFramePr>
               <a:graphicFrameLocks xmlns:a="http://schemas.openxmlformats.org/drawingml/2006/main" noChangeAspect="1"/>
             </wp:cNvGraphicFramePr>
@@ -1642,7 +1978,7 @@
                     <pic:cNvPicPr/>
                   </pic:nvPicPr>
                   <pic:blipFill>
-                    <a:blip xmlns:r="http://schemas.openxmlformats.org/officeDocument/2006/relationships" r:embed="Ra11c35779e2942fc" cstate="print"/>
+                    <a:blip xmlns:r="http://schemas.openxmlformats.org/officeDocument/2006/relationships" r:embed="R85088224927c485e" cstate="print"/>
                     <a:stretch>
                       <a:fillRect/>
                     </a:stretch>
@@ -1736,7 +2072,7 @@
           <wp:inline xmlns:wp="http://schemas.openxmlformats.org/drawingml/2006/wordprocessingDrawing" distT="0" distB="0" distL="0" distR="0">
             <wp:extent cx="5216652" cy="237744"/>
             <wp:effectExtent l="0" t="0" r="0" b="0"/>
-            <wp:docPr id="17" name="eq11"/>
+            <wp:docPr id="21" name="eq15"/>
             <wp:cNvGraphicFramePr>
               <a:graphicFrameLocks xmlns:a="http://schemas.openxmlformats.org/drawingml/2006/main" noChangeAspect="1"/>
             </wp:cNvGraphicFramePr>
@@ -1744,11 +2080,11 @@
               <a:graphicData uri="http://schemas.openxmlformats.org/drawingml/2006/picture">
                 <pic:pic xmlns:pic="http://schemas.openxmlformats.org/drawingml/2006/picture">
                   <pic:nvPicPr>
-                    <pic:cNvPr id="0" name="eq11"/>
+                    <pic:cNvPr id="0" name="eq15"/>
                     <pic:cNvPicPr/>
                   </pic:nvPicPr>
                   <pic:blipFill>
-                    <a:blip xmlns:r="http://schemas.openxmlformats.org/officeDocument/2006/relationships" r:embed="R580ae0d1ee08497f" cstate="print"/>
+                    <a:blip xmlns:r="http://schemas.openxmlformats.org/officeDocument/2006/relationships" r:embed="R82c2723e747d40b6" cstate="print"/>
                     <a:stretch>
                       <a:fillRect/>
                     </a:stretch>
@@ -1774,7 +2110,7 @@
           <w:rFonts w:ascii="Times New Roman" w:hAnsi="Times New Roman"/>
           <w:sz w:val="24"/>
         </w:rPr>
-        <w:t xml:space="preserve">(11)</w:t>
+        <w:t xml:space="preserve">(15)</w:t>
       </w:r>
     </w:p>
     <w:p>
@@ -1820,7 +2156,7 @@
           <wp:inline xmlns:wp="http://schemas.openxmlformats.org/drawingml/2006/wordprocessingDrawing" distT="0" distB="0" distL="0" distR="0">
             <wp:extent cx="4024883" cy="423672"/>
             <wp:effectExtent l="0" t="0" r="0" b="0"/>
-            <wp:docPr id="18" name="eq12"/>
+            <wp:docPr id="22" name="eq16"/>
             <wp:cNvGraphicFramePr>
               <a:graphicFrameLocks xmlns:a="http://schemas.openxmlformats.org/drawingml/2006/main" noChangeAspect="1"/>
             </wp:cNvGraphicFramePr>
@@ -1828,11 +2164,11 @@
               <a:graphicData uri="http://schemas.openxmlformats.org/drawingml/2006/picture">
                 <pic:pic xmlns:pic="http://schemas.openxmlformats.org/drawingml/2006/picture">
                   <pic:nvPicPr>
-                    <pic:cNvPr id="0" name="eq12"/>
+                    <pic:cNvPr id="0" name="eq16"/>
                     <pic:cNvPicPr/>
                   </pic:nvPicPr>
                   <pic:blipFill>
-                    <a:blip xmlns:r="http://schemas.openxmlformats.org/officeDocument/2006/relationships" r:embed="R80046d3931af4952" cstate="print"/>
+                    <a:blip xmlns:r="http://schemas.openxmlformats.org/officeDocument/2006/relationships" r:embed="R3d285975664243a7" cstate="print"/>
                     <a:stretch>
                       <a:fillRect/>
                     </a:stretch>
@@ -1858,7 +2194,7 @@
           <w:rFonts w:ascii="Times New Roman" w:hAnsi="Times New Roman"/>
           <w:sz w:val="24"/>
         </w:rPr>
-        <w:t xml:space="preserve">(12)</w:t>
+        <w:t xml:space="preserve">(16)</w:t>
       </w:r>
     </w:p>
     <w:p>
@@ -1872,6 +2208,58 @@
           <w:sz w:val="24"/>
         </w:rPr>
         <w:t xml:space="preserve">corpus_size_cannot_beat_selection_floor reads this contrapositively: no corpus, however large, certifies a floor below c if none of its items does. Corpus growth is unbounded; the floor it can certify is not. So the two halves of the usual claim come apart. Everything articulable does eventually enter the corpus. Whether it enters the usable part is settled by whether it lowers the floor, and that is a property of the item, not of its volume.</w:t>
+      </w:r>
+    </w:p>
+    <w:p>
+      <w:pPr>
+        <w:spacing w:before="0" w:after="0" w:line="480" w:lineRule="auto"/>
+        <w:ind w:firstLine="720"/>
+      </w:pPr>
+      <w:r>
+        <w:rPr>
+          <w:rFonts w:ascii="Times New Roman" w:hAnsi="Times New Roman"/>
+          <w:sz w:val="24"/>
+        </w:rPr>
+        <w:t xml:space="preserve">The natural next question is whether knowing where an item came from would help. It would not, and the answer is a theorem. Carry the provenance on the item: an item is a floor together with a source, human or machine.</w:t>
+      </w:r>
+    </w:p>
+    <w:p>
+      <w:pPr>
+        <w:spacing w:before="0" w:after="0" w:line="480" w:lineRule="auto"/>
+        <w:ind w:firstLine="720"/>
+      </w:pPr>
+      <w:r>
+        <w:rPr>
+          <w:rFonts w:ascii="Times New Roman" w:hAnsi="Times New Roman"/>
+          <w:sz w:val="24"/>
+        </w:rPr>
+        <w:t xml:space="preserve">The floor of such a corpus is unchanged, because the floor function never inspects the source coordinate. machine_item_takes_over says that a machine item undercutting the human floor takes the bound over completely, and source_irrelevant says that a human item reaching the same floor would have done exactly the same. The label therefore carries no information about the certified bound, and floor_cannot_reveal_provenance makes the point from the other side: a corpus of human items and a corpus of machine items certify the same number.</w:t>
+      </w:r>
+    </w:p>
+    <w:p>
+      <w:pPr>
+        <w:spacing w:before="0" w:after="0" w:line="480" w:lineRule="auto"/>
+        <w:ind w:firstLine="720"/>
+      </w:pPr>
+      <w:r>
+        <w:rPr>
+          <w:rFonts w:ascii="Times New Roman" w:hAnsi="Times New Roman"/>
+          <w:sz w:val="24"/>
+        </w:rPr>
+        <w:t xml:space="preserve">Two corollaries do the damage. contamination_irreversible shows that absorbing a contaminated corpus puts the joint floor strictly below the original, and that dilution cannot restore it. machine_item_beats_human_filter combines this with the selection threshold: if every human item is bounded below by c, a single machine item below c still certifies below c, whatever the size of the human part.</w:t>
+      </w:r>
+    </w:p>
+    <w:p>
+      <w:pPr>
+        <w:spacing w:before="0" w:after="0" w:line="480" w:lineRule="auto"/>
+        <w:ind w:firstLine="720"/>
+      </w:pPr>
+      <w:r>
+        <w:rPr>
+          <w:rFonts w:ascii="Times New Roman" w:hAnsi="Times New Roman"/>
+          <w:sz w:val="24"/>
+        </w:rPr>
+        <w:t xml:space="preserve">This is the corpus reading of the contamination tolerance of section 3.3, and it does not depend on how much contaminated material there is. Provenance is the one piece of information a reader would most expect to be able to filter on, and it is precisely the one the bound cannot see.</w:t>
       </w:r>
     </w:p>
     <w:p>
@@ -1899,7 +2287,7 @@
           <wp:inline xmlns:wp="http://schemas.openxmlformats.org/drawingml/2006/wordprocessingDrawing" distT="0" distB="0" distL="0" distR="0">
             <wp:extent cx="5577840" cy="1550537"/>
             <wp:effectExtent l="0" t="0" r="0" b="0"/>
-            <wp:docPr id="19" name="fig6_corpus_saturates.png"/>
+            <wp:docPr id="23" name="fig6_corpus_saturates.png"/>
             <wp:cNvGraphicFramePr>
               <a:graphicFrameLocks xmlns:a="http://schemas.openxmlformats.org/drawingml/2006/main" noChangeAspect="1"/>
             </wp:cNvGraphicFramePr>
@@ -1911,7 +2299,7 @@
                     <pic:cNvPicPr/>
                   </pic:nvPicPr>
                   <pic:blipFill>
-                    <a:blip xmlns:r="http://schemas.openxmlformats.org/officeDocument/2006/relationships" r:embed="R27c052d949e7475b" cstate="print"/>
+                    <a:blip xmlns:r="http://schemas.openxmlformats.org/officeDocument/2006/relationships" r:embed="Rd8235e8554f34fca" cstate="print"/>
                     <a:stretch>
                       <a:fillRect/>
                     </a:stretch>
@@ -2040,7 +2428,7 @@
           <w:sz w:val="24"/>
           <w:b/>
         </w:rPr>
-        <w:t xml:space="preserve">8  Modelling commitments</w:t>
+        <w:t xml:space="preserve">8  Modelling commitments and falsification conditions</w:t>
       </w:r>
     </w:p>
     <w:p>
@@ -2106,6 +2494,71 @@
           <w:sz w:val="24"/>
         </w:rPr>
         <w:t xml:space="preserve">Two further commitments attach to section 6: articulability is not represented, and the corpus is a set rather than a stream with recency and re-weighting.</w:t>
+      </w:r>
+    </w:p>
+    <w:p>
+      <w:pPr>
+        <w:spacing w:before="0" w:after="0" w:line="480" w:lineRule="auto"/>
+        <w:ind w:firstLine="720"/>
+      </w:pPr>
+      <w:r>
+        <w:rPr>
+          <w:rFonts w:ascii="Times New Roman" w:hAnsi="Times New Roman"/>
+          <w:sz w:val="24"/>
+        </w:rPr>
+        <w:t xml:space="preserve">Recording the seams is not the same as recording what would undo them. Each claim below has an observation that would refute it, and none of these refutations needs the formal layer to be wrong.</w:t>
+      </w:r>
+    </w:p>
+    <w:p>
+      <w:pPr>
+        <w:spacing w:before="0" w:after="0" w:line="480" w:lineRule="auto"/>
+        <w:ind w:firstLine="720"/>
+      </w:pPr>
+      <w:r>
+        <w:rPr>
+          <w:rFonts w:ascii="Times New Roman" w:hAnsi="Times New Roman"/>
+          <w:sz w:val="24"/>
+        </w:rPr>
+        <w:t xml:space="preserve">For the two-operator claim the failure mode is a task on which a machine raises the human floor on its own, repeatedly, with the human out of the loop. Floor movement is what section 2 defines as refinement, so a system that does it falsifies the separation.</w:t>
+      </w:r>
+    </w:p>
+    <w:p>
+      <w:pPr>
+        <w:spacing w:before="0" w:after="0" w:line="480" w:lineRule="auto"/>
+        <w:ind w:firstLine="720"/>
+      </w:pPr>
+      <w:r>
+        <w:rPr>
+          <w:rFonts w:ascii="Times New Roman" w:hAnsi="Times New Roman"/>
+          <w:sz w:val="24"/>
+        </w:rPr>
+        <w:t xml:space="preserve">For the verification bound the failure mode is a regime in which the optimal round count keeps rising with reviewer reliability after the floor has been met. That is the unconstrained optimum with the floor slack, which starN_le_floorRounds rules out; observing it would refute the theorem, not merely the model around it.</w:t>
+      </w:r>
+    </w:p>
+    <w:p>
+      <w:pPr>
+        <w:spacing w:before="0" w:after="0" w:line="480" w:lineRule="auto"/>
+        <w:ind w:firstLine="720"/>
+      </w:pPr>
+      <w:r>
+        <w:rPr>
+          <w:rFonts w:ascii="Times New Roman" w:hAnsi="Times New Roman"/>
+          <w:sz w:val="24"/>
+        </w:rPr>
+        <w:t xml:space="preserve">For the corpus reading the failure mode is a contaminated corpus that still certifies the pre-contamination floor. machine_item_takes_over excludes it by construction, so an observed exception would mean the certified floor is not a minimum over items.</w:t>
+      </w:r>
+    </w:p>
+    <w:p>
+      <w:pPr>
+        <w:spacing w:before="0" w:after="0" w:line="480" w:lineRule="auto"/>
+        <w:ind w:firstLine="720"/>
+      </w:pPr>
+      <w:r>
+        <w:rPr>
+          <w:rFonts w:ascii="Times New Roman" w:hAnsi="Times New Roman"/>
+          <w:sz w:val="24"/>
+        </w:rPr>
+        <w:t xml:space="preserve">For the empirical reading of section 7 the failure mode is a randomized assignment showing AI-augmented work raising collective topic volume and researcher interaction rather than leaving them. The present evidence cannot exclude that, which is why the paragraph is stated as observational.</w:t>
       </w:r>
     </w:p>
     <w:p>
@@ -2134,7 +2587,20 @@
           <w:rFonts w:ascii="Times New Roman" w:hAnsi="Times New Roman"/>
           <w:sz w:val="24"/>
         </w:rPr>
-        <w:t xml:space="preserve">All results are stated and proved in Lean 4 (toolchain leanprover/lean4:v4.15.0) against Mathlib, on finite probability spaces, across twelve modules: total variation and its properties; Bayesian-optimal detection and error rate; contamination as repeated TV mixing; coverage monotonicity, submodularity and diminishing marginal returns; a hypothesis-testing module consolidating mass-sum identities and the TV bounds; a refinement module separating layer-crossing from within-layer gains; a value module establishing the separability lemma; a verification-budget module; an incommensurability module fixing the utility class; a calibration module proving the sign of the minimum-contribution estimator is not identified; a fragmentation module formalizing coalition and holding-window saturation; and a corpus module formalizing dilution invariance and selection filters.</w:t>
+        <w:t xml:space="preserve">All results are stated and proved in Lean 4 (toolchain leanprover/lean4:v4.15.0) against Mathlib, on finite probability spaces, across thirteen modules: total variation and its properties; Bayesian-optimal detection and error rate; contamination as repeated TV mixing; coverage monotonicity, submodularity and diminishing marginal returns; a hypothesis-testing module consolidating mass-sum identities and the TV bounds; a refinement module separating layer-crossing from within-layer gains; a value module establishing the separability lemma; a verification-budget module; an incommensurability module fixing the utility class; a calibration module proving the sign of the minimum-contribution estimator is not identified; a fragmentation module formalizing coalition and holding-window saturation; a corpus module formalizing dilution invariance and selection filters; and a tagged-corpus module in which every item carries a provenance and the floor is proved not to read it.</w:t>
+      </w:r>
+    </w:p>
+    <w:p>
+      <w:pPr>
+        <w:spacing w:before="0" w:after="0" w:line="480" w:lineRule="auto"/>
+        <w:ind w:firstLine="720"/>
+      </w:pPr>
+      <w:r>
+        <w:rPr>
+          <w:rFonts w:ascii="Times New Roman" w:hAnsi="Times New Roman"/>
+          <w:sz w:val="24"/>
+        </w:rPr>
+        <w:t xml:space="preserve">The last two modules do not connect. One works over a set of floor values and the other over a distribution on a finite space, and no map between them exists yet, so the contamination rate of section 3.3 and the provenance of section 6 are stated in separate vocabularies. A bridge would need a map from a tagged corpus to a distribution, and which quantity such a map should preserve is not settled.</w:t>
       </w:r>
     </w:p>
     <w:p>
@@ -2705,7 +3171,7 @@
     <w:sectPr>
       <w:pgSz w:w="11906" w:h="16838"/>
       <w:pgMar w:top="1440" w:right="1440" w:bottom="1440" w:left="1440" w:header="720" w:footer="720" w:gutter="0"/>
-      <w:headerReference xmlns:r="http://schemas.openxmlformats.org/officeDocument/2006/relationships" w:type="default" r:id="R703d7e7377f345f1"/>
+      <w:headerReference xmlns:r="http://schemas.openxmlformats.org/officeDocument/2006/relationships" w:type="default" r:id="Ra119d00520074ef5"/>
       <w:docGrid w:linePitch="360"/>
     </w:sectPr>
   </w:body>
